--- a/data/revised_2026-10_full/outputs/v2/Physics/SS1.5_Moments_of_Equilibrium/Physics_Moments_of_Equilibrium_SummaryTable.docx
+++ b/data/revised_2026-10_full/outputs/v2/Physics/SS1.5_Moments_of_Equilibrium/Physics_Moments_of_Equilibrium_SummaryTable.docx
@@ -1540,7 +1540,7 @@
         </w:rPr>
         <w:t xml:space="preserve">© 2026 SeaVuria and ARES. This work is licensed under a </w:t>
       </w:r>
-      <w:hyperlink w:history="1" r:id="rId4jqlpag_c64dl_f3xll-j">
+      <w:hyperlink w:history="1" r:id="rIduziitycdw72kshfqhm0ld">
         <w:r>
           <w:rPr>
             <w:rFonts w:ascii="Arial" w:cs="Arial" w:eastAsia="Arial" w:hAnsi="Arial"/>
@@ -1560,7 +1560,7 @@
         </w:rPr>
         <w:t xml:space="preserve"> (</w:t>
       </w:r>
-      <w:hyperlink w:history="1" r:id="rIdmpdpcsfldtszflnxafwq0">
+      <w:hyperlink w:history="1" r:id="rIdji2po91kc_thlr6ci7ygc">
         <w:r>
           <w:rPr>
             <w:rFonts w:ascii="Arial" w:cs="Arial" w:eastAsia="Arial" w:hAnsi="Arial"/>
@@ -1580,7 +1580,7 @@
         </w:rPr>
         <w:t xml:space="preserve">). To view a copy of this license, visit </w:t>
       </w:r>
-      <w:hyperlink w:history="1" r:id="rIdslzqbeyounnvky40kqux7">
+      <w:hyperlink w:history="1" r:id="rIdug4mrjzdzao8lm4un4fh6">
         <w:r>
           <w:rPr>
             <w:rFonts w:ascii="Arial" w:cs="Arial" w:eastAsia="Arial" w:hAnsi="Arial"/>
